--- a/PHOCS-Docgentemplates/PHOCS Child Care License Template_V0.1.docx
+++ b/PHOCS-Docgentemplates/PHOCS Child Care License Template_V0.1.docx
@@ -76,7 +76,6 @@
           <w:tcPr>
             <w:tcW w:w="4446" w:type="dxa"/>
             <w:gridSpan w:val="2"/>
-            <w:shd w:val="clear" w:color="auto" w:fill="auto"/>
           </w:tcPr>
           <w:p>
             <w:pPr>
@@ -118,7 +117,6 @@
           <w:tcPr>
             <w:tcW w:w="6109" w:type="dxa"/>
             <w:gridSpan w:val="2"/>
-            <w:shd w:val="clear" w:color="auto" w:fill="auto"/>
           </w:tcPr>
           <w:p>
             <w:pPr>
@@ -171,7 +169,6 @@
           <w:tcPr>
             <w:tcW w:w="4446" w:type="dxa"/>
             <w:gridSpan w:val="2"/>
-            <w:shd w:val="clear" w:color="auto" w:fill="auto"/>
           </w:tcPr>
           <w:p>
             <w:pPr>
@@ -220,7 +217,6 @@
           <w:tcPr>
             <w:tcW w:w="6109" w:type="dxa"/>
             <w:gridSpan w:val="2"/>
-            <w:shd w:val="clear" w:color="auto" w:fill="auto"/>
           </w:tcPr>
           <w:p>
             <w:pPr>
@@ -285,7 +281,6 @@
           <w:tcPr>
             <w:tcW w:w="4446" w:type="dxa"/>
             <w:gridSpan w:val="2"/>
-            <w:shd w:val="clear" w:color="auto" w:fill="auto"/>
           </w:tcPr>
           <w:p>
             <w:pPr>
@@ -326,7 +321,6 @@
           <w:tcPr>
             <w:tcW w:w="6109" w:type="dxa"/>
             <w:gridSpan w:val="2"/>
-            <w:shd w:val="clear" w:color="auto" w:fill="auto"/>
           </w:tcPr>
           <w:p>
             <w:pPr>
@@ -377,7 +371,6 @@
           <w:tcPr>
             <w:tcW w:w="4446" w:type="dxa"/>
             <w:gridSpan w:val="2"/>
-            <w:shd w:val="clear" w:color="auto" w:fill="auto"/>
           </w:tcPr>
           <w:p>
             <w:pPr>
@@ -410,7 +403,6 @@
           <w:tcPr>
             <w:tcW w:w="6109" w:type="dxa"/>
             <w:gridSpan w:val="2"/>
-            <w:shd w:val="clear" w:color="auto" w:fill="auto"/>
           </w:tcPr>
           <w:p>
             <w:pPr>
@@ -477,7 +469,6 @@
           <w:tcPr>
             <w:tcW w:w="4446" w:type="dxa"/>
             <w:gridSpan w:val="2"/>
-            <w:shd w:val="clear" w:color="auto" w:fill="auto"/>
           </w:tcPr>
           <w:p>
             <w:pPr>
@@ -518,7 +509,6 @@
           <w:tcPr>
             <w:tcW w:w="6109" w:type="dxa"/>
             <w:gridSpan w:val="2"/>
-            <w:shd w:val="clear" w:color="auto" w:fill="auto"/>
           </w:tcPr>
           <w:p>
             <w:pPr>
@@ -812,7 +802,6 @@
           <w:tcPr>
             <w:tcW w:w="2268" w:type="dxa"/>
             <w:gridSpan w:val="2"/>
-            <w:shd w:val="clear" w:color="auto" w:fill="auto"/>
           </w:tcPr>
           <w:p>
             <w:pPr>
@@ -1449,7 +1438,6 @@
               </w:rPr>
               <w:t>{{</w:t>
             </w:r>
-            <w:proofErr w:type="spellStart"/>
             <w:r>
               <w:rPr>
                 <w:rFonts w:ascii="Calibri" w:eastAsia="Calibri" w:hAnsi="Calibri" w:cs="Calibri"/>
@@ -1474,7 +1462,6 @@
               </w:rPr>
               <w:t>Name</w:t>
             </w:r>
-            <w:proofErr w:type="spellEnd"/>
             <w:r>
               <w:rPr>
                 <w:rFonts w:ascii="Calibri" w:eastAsia="Calibri" w:hAnsi="Calibri" w:cs="Calibri"/>
@@ -1541,7 +1528,7 @@
               <w:rPr>
                 <w:rFonts w:ascii="Calibri" w:eastAsia="Calibri" w:hAnsi="Calibri" w:cs="Calibri"/>
               </w:rPr>
-              <w:t>BLAccountFacilityHAName</w:t>
+              <w:t>BLAccountHealthAuthority</w:t>
             </w:r>
             <w:proofErr w:type="spellEnd"/>
             <w:r>
@@ -4042,27 +4029,9 @@
   </w:num>
   <w:num w:numId="15" w16cid:durableId="1053579018">
     <w:abstractNumId w:val="3"/>
-    <w:lvlOverride w:ilvl="0"/>
-    <w:lvlOverride w:ilvl="1"/>
-    <w:lvlOverride w:ilvl="2"/>
-    <w:lvlOverride w:ilvl="3"/>
-    <w:lvlOverride w:ilvl="4"/>
-    <w:lvlOverride w:ilvl="5"/>
-    <w:lvlOverride w:ilvl="6"/>
-    <w:lvlOverride w:ilvl="7"/>
-    <w:lvlOverride w:ilvl="8"/>
   </w:num>
   <w:num w:numId="16" w16cid:durableId="1869445509">
     <w:abstractNumId w:val="14"/>
-    <w:lvlOverride w:ilvl="0"/>
-    <w:lvlOverride w:ilvl="1"/>
-    <w:lvlOverride w:ilvl="2"/>
-    <w:lvlOverride w:ilvl="3"/>
-    <w:lvlOverride w:ilvl="4"/>
-    <w:lvlOverride w:ilvl="5"/>
-    <w:lvlOverride w:ilvl="6"/>
-    <w:lvlOverride w:ilvl="7"/>
-    <w:lvlOverride w:ilvl="8"/>
   </w:num>
 </w:numbering>
 </file>
@@ -5478,12 +5447,7 @@
 </file>
 
 <file path=customXml/item1.xml><?xml version="1.0" encoding="utf-8"?>
-<?mso-contentType ?>
-<FormTemplates xmlns="http://schemas.microsoft.com/sharepoint/v3/contenttype/forms">
-  <Display>DocumentLibraryForm</Display>
-  <Edit>DocumentLibraryForm</Edit>
-  <New>DocumentLibraryForm</New>
-</FormTemplates>
+<b:Sources xmlns:b="http://schemas.openxmlformats.org/officeDocument/2006/bibliography" xmlns="http://schemas.openxmlformats.org/officeDocument/2006/bibliography" SelectedStyle="\APASixthEditionOfficeOnline.xsl" StyleName="APA" Version="6"/>
 </file>
 
 <file path=customXml/item2.xml><?xml version="1.0" encoding="utf-8"?>
@@ -5498,7 +5462,12 @@
 </file>
 
 <file path=customXml/item3.xml><?xml version="1.0" encoding="utf-8"?>
-<b:Sources xmlns:b="http://schemas.openxmlformats.org/officeDocument/2006/bibliography" xmlns="http://schemas.openxmlformats.org/officeDocument/2006/bibliography" SelectedStyle="\APASixthEditionOfficeOnline.xsl" StyleName="APA" Version="6"/>
+<?mso-contentType ?>
+<FormTemplates xmlns="http://schemas.microsoft.com/sharepoint/v3/contenttype/forms">
+  <Display>DocumentLibraryForm</Display>
+  <Edit>DocumentLibraryForm</Edit>
+  <New>DocumentLibraryForm</New>
+</FormTemplates>
 </file>
 
 <file path=customXml/item4.xml><?xml version="1.0" encoding="utf-8"?>
@@ -5731,9 +5700,9 @@
 </file>
 
 <file path=customXml/itemProps1.xml><?xml version="1.0" encoding="utf-8"?>
-<ds:datastoreItem xmlns:ds="http://schemas.openxmlformats.org/officeDocument/2006/customXml" ds:itemID="{EBC42ABD-C067-4102-BEC1-787B36D5DB6C}">
+<ds:datastoreItem xmlns:ds="http://schemas.openxmlformats.org/officeDocument/2006/customXml" ds:itemID="{05547FD2-9942-43BC-9F0A-00017A93FCEF}">
   <ds:schemaRefs>
-    <ds:schemaRef ds:uri="http://schemas.microsoft.com/sharepoint/v3/contenttype/forms"/>
+    <ds:schemaRef ds:uri="http://schemas.openxmlformats.org/officeDocument/2006/bibliography"/>
   </ds:schemaRefs>
 </ds:datastoreItem>
 </file>
@@ -5750,9 +5719,9 @@
 </file>
 
 <file path=customXml/itemProps3.xml><?xml version="1.0" encoding="utf-8"?>
-<ds:datastoreItem xmlns:ds="http://schemas.openxmlformats.org/officeDocument/2006/customXml" ds:itemID="{05547FD2-9942-43BC-9F0A-00017A93FCEF}">
+<ds:datastoreItem xmlns:ds="http://schemas.openxmlformats.org/officeDocument/2006/customXml" ds:itemID="{EBC42ABD-C067-4102-BEC1-787B36D5DB6C}">
   <ds:schemaRefs>
-    <ds:schemaRef ds:uri="http://schemas.openxmlformats.org/officeDocument/2006/bibliography"/>
+    <ds:schemaRef ds:uri="http://schemas.microsoft.com/sharepoint/v3/contenttype/forms"/>
   </ds:schemaRefs>
 </ds:datastoreItem>
 </file>
